--- a/backend/secure-files/portfolios-docx/NMX-08.docx
+++ b/backend/secure-files/portfolios-docx/NMX-08.docx
@@ -1046,6 +1046,62 @@
           <w:sz w:val="21"/>
         </w:rPr>
         <w:t>NMX-08 es la historia clínica de nutrición deportiva. Registra identificación, entrenamiento y sesiones, antropometría, hidratación (tasa de sudoración), suplementos y tamizaje, y calcula la disponibilidad energética (EA = (ingesta − gasto por ejercicio) / masa libre de grasa, en kcal/kg MLG/día), indicador central del modelo RED-S. El umbral orientador de 30 kcal/kg MLG/día proviene de estudios en mujeres deportistas y no es un punto de corte diagnóstico individual. Pertenece a la Fase 5.</w:t>
+      </w:r>
+    </w:p>
+    <w:p>
+      <w:pPr>
+        <w:keepNext/>
+        <w:spacing w:before="120" w:after="20"/>
+        <w:jc w:val="center"/>
+      </w:pPr>
+      <w:r>
+        <w:drawing>
+          <wp:inline xmlns:a="http://schemas.openxmlformats.org/drawingml/2006/main" xmlns:pic="http://schemas.openxmlformats.org/drawingml/2006/picture">
+            <wp:extent cx="5580000" cy="4311818"/>
+            <wp:docPr id="1" name="Picture 1"/>
+            <wp:cNvGraphicFramePr>
+              <a:graphicFrameLocks noChangeAspect="1"/>
+            </wp:cNvGraphicFramePr>
+            <a:graphic>
+              <a:graphicData uri="http://schemas.openxmlformats.org/drawingml/2006/picture">
+                <pic:pic>
+                  <pic:nvPicPr>
+                    <pic:cNvPr id="0" name="NMX-08_01_INICIO_01.png"/>
+                    <pic:cNvPicPr/>
+                  </pic:nvPicPr>
+                  <pic:blipFill>
+                    <a:blip r:embed="rId10"/>
+                    <a:stretch>
+                      <a:fillRect/>
+                    </a:stretch>
+                  </pic:blipFill>
+                  <pic:spPr>
+                    <a:xfrm>
+                      <a:off x="0" y="0"/>
+                      <a:ext cx="5580000" cy="4311818"/>
+                    </a:xfrm>
+                    <a:prstGeom prst="rect"/>
+                  </pic:spPr>
+                </pic:pic>
+              </a:graphicData>
+            </a:graphic>
+          </wp:inline>
+        </w:drawing>
+      </w:r>
+    </w:p>
+    <w:p>
+      <w:pPr>
+        <w:spacing w:before="0" w:after="160"/>
+        <w:jc w:val="center"/>
+      </w:pPr>
+      <w:r>
+        <w:rPr>
+          <w:rFonts w:ascii="Calibri" w:hAnsi="Calibri"/>
+          <w:b/>
+          <w:color w:val="45565E"/>
+          <w:sz w:val="17"/>
+        </w:rPr>
+        <w:t>Figura 1. Vista inicial (hoja INICIO).</w:t>
       </w:r>
     </w:p>
     <w:tbl>
@@ -3215,6 +3271,62 @@
         </w:tc>
       </w:tr>
     </w:tbl>
+    <w:p>
+      <w:pPr>
+        <w:keepNext/>
+        <w:spacing w:before="120" w:after="20"/>
+        <w:jc w:val="center"/>
+      </w:pPr>
+      <w:r>
+        <w:drawing>
+          <wp:inline xmlns:a="http://schemas.openxmlformats.org/drawingml/2006/main" xmlns:pic="http://schemas.openxmlformats.org/drawingml/2006/picture">
+            <wp:extent cx="5580000" cy="4311818"/>
+            <wp:docPr id="2" name="Picture 2"/>
+            <wp:cNvGraphicFramePr>
+              <a:graphicFrameLocks noChangeAspect="1"/>
+            </wp:cNvGraphicFramePr>
+            <a:graphic>
+              <a:graphicData uri="http://schemas.openxmlformats.org/drawingml/2006/picture">
+                <pic:pic>
+                  <pic:nvPicPr>
+                    <pic:cNvPr id="0" name="NMX-08_04_EVALUACION_01.png"/>
+                    <pic:cNvPicPr/>
+                  </pic:nvPicPr>
+                  <pic:blipFill>
+                    <a:blip r:embed="rId11"/>
+                    <a:stretch>
+                      <a:fillRect/>
+                    </a:stretch>
+                  </pic:blipFill>
+                  <pic:spPr>
+                    <a:xfrm>
+                      <a:off x="0" y="0"/>
+                      <a:ext cx="5580000" cy="4311818"/>
+                    </a:xfrm>
+                    <a:prstGeom prst="rect"/>
+                  </pic:spPr>
+                </pic:pic>
+              </a:graphicData>
+            </a:graphic>
+          </wp:inline>
+        </w:drawing>
+      </w:r>
+    </w:p>
+    <w:p>
+      <w:pPr>
+        <w:spacing w:before="0" w:after="160"/>
+        <w:jc w:val="center"/>
+      </w:pPr>
+      <w:r>
+        <w:rPr>
+          <w:rFonts w:ascii="Calibri" w:hAnsi="Calibri"/>
+          <w:b/>
+          <w:color w:val="45565E"/>
+          <w:sz w:val="17"/>
+        </w:rPr>
+        <w:t>Figura 2. Pantalla de evaluación.</w:t>
+      </w:r>
+    </w:p>
     <w:tbl>
       <w:tblPr>
         <w:tblW w:type="auto" w:w="0"/>
@@ -3653,32 +3765,185 @@
     </w:p>
     <w:p>
       <w:pPr>
-        <w:spacing w:before="40" w:after="40" w:line="276" w:lineRule="auto"/>
+        <w:keepNext/>
+        <w:spacing w:before="120" w:after="20"/>
+        <w:jc w:val="center"/>
+      </w:pPr>
+      <w:r>
+        <w:drawing>
+          <wp:inline xmlns:a="http://schemas.openxmlformats.org/drawingml/2006/main" xmlns:pic="http://schemas.openxmlformats.org/drawingml/2006/picture">
+            <wp:extent cx="5580000" cy="4311818"/>
+            <wp:docPr id="3" name="Picture 3"/>
+            <wp:cNvGraphicFramePr>
+              <a:graphicFrameLocks noChangeAspect="1"/>
+            </wp:cNvGraphicFramePr>
+            <a:graphic>
+              <a:graphicData uri="http://schemas.openxmlformats.org/drawingml/2006/picture">
+                <pic:pic>
+                  <pic:nvPicPr>
+                    <pic:cNvPr id="0" name="NMX-08_08_FUENTES.png"/>
+                    <pic:cNvPicPr/>
+                  </pic:nvPicPr>
+                  <pic:blipFill>
+                    <a:blip r:embed="rId12"/>
+                    <a:stretch>
+                      <a:fillRect/>
+                    </a:stretch>
+                  </pic:blipFill>
+                  <pic:spPr>
+                    <a:xfrm>
+                      <a:off x="0" y="0"/>
+                      <a:ext cx="5580000" cy="4311818"/>
+                    </a:xfrm>
+                    <a:prstGeom prst="rect"/>
+                  </pic:spPr>
+                </pic:pic>
+              </a:graphicData>
+            </a:graphic>
+          </wp:inline>
+        </w:drawing>
+      </w:r>
+    </w:p>
+    <w:p>
+      <w:pPr>
+        <w:spacing w:before="0" w:after="160"/>
+        <w:jc w:val="center"/>
       </w:pPr>
       <w:r>
         <w:rPr>
           <w:rFonts w:ascii="Calibri" w:hAnsi="Calibri"/>
           <w:b/>
-          <w:i w:val="0"/>
-          <w:color w:val="C08A2B"/>
-          <w:sz w:val="20"/>
+          <w:color w:val="45565E"/>
+          <w:sz w:val="17"/>
         </w:rPr>
-        <w:t>CAPTURA_NO_GENERADA_POR_LIMITACIÓN_DEL_ENTORNO.</w:t>
+        <w:t>Figura 3. Fuentes y trazabilidad.</w:t>
       </w:r>
     </w:p>
     <w:p>
       <w:pPr>
-        <w:spacing w:before="40" w:after="80" w:line="276" w:lineRule="auto"/>
+        <w:keepNext/>
+        <w:spacing w:before="120" w:after="20"/>
+        <w:jc w:val="center"/>
+      </w:pPr>
+      <w:r>
+        <w:drawing>
+          <wp:inline xmlns:a="http://schemas.openxmlformats.org/drawingml/2006/main" xmlns:pic="http://schemas.openxmlformats.org/drawingml/2006/picture">
+            <wp:extent cx="5580000" cy="4311818"/>
+            <wp:docPr id="4" name="Picture 4"/>
+            <wp:cNvGraphicFramePr>
+              <a:graphicFrameLocks noChangeAspect="1"/>
+            </wp:cNvGraphicFramePr>
+            <a:graphic>
+              <a:graphicData uri="http://schemas.openxmlformats.org/drawingml/2006/picture">
+                <pic:pic>
+                  <pic:nvPicPr>
+                    <pic:cNvPr id="0" name="NMX-08_01_INICIO_02.png"/>
+                    <pic:cNvPicPr/>
+                  </pic:nvPicPr>
+                  <pic:blipFill>
+                    <a:blip r:embed="rId13"/>
+                    <a:stretch>
+                      <a:fillRect/>
+                    </a:stretch>
+                  </pic:blipFill>
+                  <pic:spPr>
+                    <a:xfrm>
+                      <a:off x="0" y="0"/>
+                      <a:ext cx="5580000" cy="4311818"/>
+                    </a:xfrm>
+                    <a:prstGeom prst="rect"/>
+                  </pic:spPr>
+                </pic:pic>
+              </a:graphicData>
+            </a:graphic>
+          </wp:inline>
+        </w:drawing>
+      </w:r>
+    </w:p>
+    <w:p>
+      <w:pPr>
+        <w:spacing w:before="0" w:after="160"/>
+        <w:jc w:val="center"/>
       </w:pPr>
       <w:r>
         <w:rPr>
           <w:rFonts w:ascii="Calibri" w:hAnsi="Calibri"/>
-          <w:b w:val="0"/>
-          <w:i w:val="0"/>
+          <w:b/>
           <w:color w:val="45565E"/>
-          <w:sz w:val="19"/>
+          <w:sz w:val="17"/>
         </w:rPr>
-        <w:t>El entorno de generación de este portafolio no renderiza de forma fiel el archivo XLSX original, por lo que no se incluyen capturas simuladas. Las hojas reales del libro pueden abrirse en Microsoft Excel según la compatibilidad indicada.</w:t>
+        <w:t>Figura 4. Vista inicial (hoja INICIO).</w:t>
+      </w:r>
+    </w:p>
+    <w:p>
+      <w:pPr>
+        <w:keepNext/>
+        <w:spacing w:before="120" w:after="20"/>
+        <w:jc w:val="center"/>
+      </w:pPr>
+      <w:r>
+        <w:drawing>
+          <wp:inline xmlns:a="http://schemas.openxmlformats.org/drawingml/2006/main" xmlns:pic="http://schemas.openxmlformats.org/drawingml/2006/picture">
+            <wp:extent cx="5580000" cy="4311818"/>
+            <wp:docPr id="5" name="Picture 5"/>
+            <wp:cNvGraphicFramePr>
+              <a:graphicFrameLocks noChangeAspect="1"/>
+            </wp:cNvGraphicFramePr>
+            <a:graphic>
+              <a:graphicData uri="http://schemas.openxmlformats.org/drawingml/2006/picture">
+                <pic:pic>
+                  <pic:nvPicPr>
+                    <pic:cNvPr id="0" name="NMX-08_04_EVALUACION_02.png"/>
+                    <pic:cNvPicPr/>
+                  </pic:nvPicPr>
+                  <pic:blipFill>
+                    <a:blip r:embed="rId14"/>
+                    <a:stretch>
+                      <a:fillRect/>
+                    </a:stretch>
+                  </pic:blipFill>
+                  <pic:spPr>
+                    <a:xfrm>
+                      <a:off x="0" y="0"/>
+                      <a:ext cx="5580000" cy="4311818"/>
+                    </a:xfrm>
+                    <a:prstGeom prst="rect"/>
+                  </pic:spPr>
+                </pic:pic>
+              </a:graphicData>
+            </a:graphic>
+          </wp:inline>
+        </w:drawing>
+      </w:r>
+    </w:p>
+    <w:p>
+      <w:pPr>
+        <w:spacing w:before="0" w:after="160"/>
+        <w:jc w:val="center"/>
+      </w:pPr>
+      <w:r>
+        <w:rPr>
+          <w:rFonts w:ascii="Calibri" w:hAnsi="Calibri"/>
+          <w:b/>
+          <w:color w:val="45565E"/>
+          <w:sz w:val="17"/>
+        </w:rPr>
+        <w:t>Figura 5. Pantalla de evaluación.</w:t>
+      </w:r>
+    </w:p>
+    <w:p>
+      <w:pPr>
+        <w:spacing w:after="120"/>
+        <w:jc w:val="center"/>
+      </w:pPr>
+      <w:r>
+        <w:rPr>
+          <w:rFonts w:ascii="Calibri" w:hAnsi="Calibri"/>
+          <w:i/>
+          <w:color w:val="45565E"/>
+          <w:sz w:val="15"/>
+        </w:rPr>
+        <w:t>Captura real del archivo Excel NUTRIMETRÍA correspondiente al producto.</w:t>
       </w:r>
     </w:p>
     <w:tbl>
